--- a/2026-Q2/Devotionals/HowToDiscernTheSacred.docx
+++ b/2026-Q2/Devotionals/HowToDiscernTheSacred.docx
@@ -27,150 +27,6 @@
         </w:rPr>
         <w:t>How to Discern the Sacred</w:t>
       </w:r>
-    </w:p>
-    <w:p>
-      <w:pPr>
-        <w:spacing w:after="0" w:line="240" w:lineRule="auto"/>
-        <w:rPr>
-          <w:rFonts w:ascii="Calibri" w:eastAsia="Times New Roman" w:hAnsi="Calibri" w:cs="Calibri"/>
-          <w:color w:val="000000"/>
-          <w:kern w:val="0"/>
-          <w:sz w:val="22"/>
-          <w:szCs w:val="22"/>
-          <w14:ligatures w14:val="none"/>
-        </w:rPr>
-      </w:pPr>
-      <w:r>
-        <w:rPr>
-          <w:rFonts w:ascii="Calibri" w:eastAsia="Times New Roman" w:hAnsi="Calibri" w:cs="Calibri"/>
-          <w:color w:val="000000"/>
-          <w:kern w:val="0"/>
-          <w:sz w:val="22"/>
-          <w:szCs w:val="22"/>
-          <w14:ligatures w14:val="none"/>
-        </w:rPr>
-        <w:t> </w:t>
-      </w:r>
-    </w:p>
-    <w:p>
-      <w:pPr>
-        <w:spacing w:after="0" w:line="240" w:lineRule="auto"/>
-        <w:rPr>
-          <w:rFonts w:ascii="Calibri" w:eastAsia="Times New Roman" w:hAnsi="Calibri" w:cs="Calibri"/>
-          <w:color w:val="000000"/>
-          <w:kern w:val="0"/>
-          <w:sz w:val="22"/>
-          <w:szCs w:val="22"/>
-          <w14:ligatures w14:val="none"/>
-        </w:rPr>
-      </w:pPr>
-      <w:r>
-        <w:rPr>
-          <w:rFonts w:ascii="Calibri" w:eastAsia="Times New Roman" w:hAnsi="Calibri" w:cs="Calibri"/>
-          <w:color w:val="000000"/>
-          <w:kern w:val="0"/>
-          <w:sz w:val="22"/>
-          <w:szCs w:val="22"/>
-          <w14:ligatures w14:val="none"/>
-        </w:rPr>
-        <w:t>In Paul’s day, the Judaizers tried to weaken the gospel. They claimed it was less righteous than the Law. Today, a similar pressure exists. Post-modern culture pushes the gospel into the category of personal belief; non-rational, unscientific, and subjective.</w:t>
-      </w:r>
-    </w:p>
-    <w:p>
-      <w:pPr>
-        <w:spacing w:after="0" w:line="240" w:lineRule="auto"/>
-        <w:rPr>
-          <w:rFonts w:ascii="Calibri" w:eastAsia="Times New Roman" w:hAnsi="Calibri" w:cs="Calibri"/>
-          <w:color w:val="000000"/>
-          <w:kern w:val="0"/>
-          <w:sz w:val="22"/>
-          <w:szCs w:val="22"/>
-          <w14:ligatures w14:val="none"/>
-        </w:rPr>
-      </w:pPr>
-      <w:r>
-        <w:rPr>
-          <w:rFonts w:ascii="Calibri" w:eastAsia="Times New Roman" w:hAnsi="Calibri" w:cs="Calibri"/>
-          <w:color w:val="000000"/>
-          <w:kern w:val="0"/>
-          <w:sz w:val="22"/>
-          <w:szCs w:val="22"/>
-          <w14:ligatures w14:val="none"/>
-        </w:rPr>
-        <w:t> </w:t>
-      </w:r>
-    </w:p>
-    <w:p>
-      <w:pPr>
-        <w:spacing w:after="0" w:line="240" w:lineRule="auto"/>
-        <w:rPr>
-          <w:rFonts w:ascii="Calibri" w:eastAsia="Times New Roman" w:hAnsi="Calibri" w:cs="Calibri"/>
-          <w:color w:val="000000"/>
-          <w:kern w:val="0"/>
-          <w:sz w:val="22"/>
-          <w:szCs w:val="22"/>
-          <w14:ligatures w14:val="none"/>
-        </w:rPr>
-      </w:pPr>
-      <w:r>
-        <w:rPr>
-          <w:rFonts w:ascii="Calibri" w:eastAsia="Times New Roman" w:hAnsi="Calibri" w:cs="Calibri"/>
-          <w:color w:val="000000"/>
-          <w:kern w:val="0"/>
-          <w:sz w:val="22"/>
-          <w:szCs w:val="22"/>
-          <w14:ligatures w14:val="none"/>
-        </w:rPr>
-        <w:t>This raises an important question. Why is the divide between sacred and secular so strong? Why are so many misled? And what is needed to see clearly?</w:t>
-      </w:r>
-    </w:p>
-    <w:p>
-      <w:pPr>
-        <w:spacing w:after="0" w:line="240" w:lineRule="auto"/>
-        <w:rPr>
-          <w:rFonts w:ascii="Calibri" w:eastAsia="Times New Roman" w:hAnsi="Calibri" w:cs="Calibri"/>
-          <w:color w:val="000000"/>
-          <w:kern w:val="0"/>
-          <w:sz w:val="22"/>
-          <w:szCs w:val="22"/>
-          <w14:ligatures w14:val="none"/>
-        </w:rPr>
-      </w:pPr>
-      <w:r>
-        <w:rPr>
-          <w:rFonts w:ascii="Calibri" w:eastAsia="Times New Roman" w:hAnsi="Calibri" w:cs="Calibri"/>
-          <w:color w:val="000000"/>
-          <w:kern w:val="0"/>
-          <w:sz w:val="22"/>
-          <w:szCs w:val="22"/>
-          <w14:ligatures w14:val="none"/>
-        </w:rPr>
-        <w:t> </w:t>
-      </w:r>
-    </w:p>
-    <w:p>
-      <w:pPr>
-        <w:spacing w:after="0" w:line="240" w:lineRule="auto"/>
-        <w:rPr>
-          <w:rFonts w:ascii="Calibri" w:eastAsia="Times New Roman" w:hAnsi="Calibri" w:cs="Calibri"/>
-          <w:color w:val="000000"/>
-          <w:kern w:val="0"/>
-          <w:sz w:val="22"/>
-          <w:szCs w:val="22"/>
-          <w14:ligatures w14:val="none"/>
-        </w:rPr>
-      </w:pPr>
-      <w:r>
-        <w:rPr>
-          <w:rFonts w:ascii="Calibri" w:eastAsia="Times New Roman" w:hAnsi="Calibri" w:cs="Calibri"/>
-          <w:color w:val="000000"/>
-          <w:kern w:val="0"/>
-          <w:sz w:val="22"/>
-          <w:szCs w:val="22"/>
-          <w14:ligatures w14:val="none"/>
-        </w:rPr>
-        <w:t>Paul was not ashamed of the gospel. He calls it </w:t>
-      </w:r>
       <w:r>
         <w:rPr>
           <w:rFonts w:ascii="Calibri" w:eastAsia="Times New Roman" w:hAnsi="Calibri" w:cs="Calibri"/>
@@ -178,22 +34,11 @@
           <w:bCs/>
           <w:color w:val="000000"/>
           <w:kern w:val="0"/>
-          <w:sz w:val="22"/>
-          <w:szCs w:val="22"/>
-          <w14:ligatures w14:val="none"/>
-        </w:rPr>
-        <w:t>“the power of God for salvation for everyone who believes”</w:t>
-      </w:r>
-      <w:r>
-        <w:rPr>
-          <w:rFonts w:ascii="Calibri" w:eastAsia="Times New Roman" w:hAnsi="Calibri" w:cs="Calibri"/>
-          <w:color w:val="000000"/>
-          <w:kern w:val="0"/>
-          <w:sz w:val="22"/>
-          <w:szCs w:val="22"/>
-          <w14:ligatures w14:val="none"/>
-        </w:rPr>
-        <w:t> (Romans 1:16, NET). The gospel is not opinion. It is God’s revealed plan for redeeming mankind.  Paul describes this plan as wisdom revealed by God:</w:t>
+          <w:sz w:val="36"/>
+          <w:szCs w:val="36"/>
+          <w14:ligatures w14:val="none"/>
+        </w:rPr>
+        <w:t>…</w:t>
       </w:r>
     </w:p>
     <w:p>
@@ -232,6 +77,17 @@
           <w14:ligatures w14:val="none"/>
         </w:rPr>
       </w:pPr>
+      <w:r>
+        <w:rPr>
+          <w:rFonts w:ascii="Calibri" w:eastAsia="Times New Roman" w:hAnsi="Calibri" w:cs="Calibri"/>
+          <w:color w:val="000000"/>
+          <w:kern w:val="0"/>
+          <w:sz w:val="22"/>
+          <w:szCs w:val="22"/>
+          <w14:ligatures w14:val="none"/>
+        </w:rPr>
+        <w:t xml:space="preserve">In Paul’s day, the Judaizers tried to weaken the </w:t>
+      </w:r>
       <w:r>
         <w:rPr>
           <w:rFonts w:ascii="Calibri" w:eastAsia="Times New Roman" w:hAnsi="Calibri" w:cs="Calibri"/>
@@ -243,42 +99,18 @@
           <w:szCs w:val="22"/>
           <w14:ligatures w14:val="none"/>
         </w:rPr>
-        <w:t>1 Corinthians 2:6–10 (NET). </w:t>
-      </w:r>
-      <w:r>
-        <w:rPr>
-          <w:rFonts w:ascii="Calibri" w:eastAsia="Times New Roman" w:hAnsi="Calibri" w:cs="Calibri"/>
-          <w:color w:val="000000"/>
-          <w:kern w:val="0"/>
-          <w:sz w:val="22"/>
-          <w:szCs w:val="22"/>
-          <w14:ligatures w14:val="none"/>
-        </w:rPr>
-        <w:t xml:space="preserve">“Now we do speak wisdom among the mature, but not a wisdom of this age or of the rulers of this age, who are perishing. </w:t>
-      </w:r>
-      <w:proofErr w:type="gramStart"/>
-      <w:r>
-        <w:rPr>
-          <w:rFonts w:ascii="Calibri" w:eastAsia="Times New Roman" w:hAnsi="Calibri" w:cs="Calibri"/>
-          <w:color w:val="000000"/>
-          <w:kern w:val="0"/>
-          <w:sz w:val="22"/>
-          <w:szCs w:val="22"/>
-          <w14:ligatures w14:val="none"/>
-        </w:rPr>
-        <w:t>Instead</w:t>
-      </w:r>
-      <w:proofErr w:type="gramEnd"/>
-      <w:r>
-        <w:rPr>
-          <w:rFonts w:ascii="Calibri" w:eastAsia="Times New Roman" w:hAnsi="Calibri" w:cs="Calibri"/>
-          <w:color w:val="000000"/>
-          <w:kern w:val="0"/>
-          <w:sz w:val="22"/>
-          <w:szCs w:val="22"/>
-          <w14:ligatures w14:val="none"/>
-        </w:rPr>
-        <w:t xml:space="preserve"> we speak the wisdom of God, hidden in a mystery, that God determined before the ages for our glory… God has revealed these to us by the Spirit. For the Spirit searches all things, even the deep things of God.”</w:t>
+        <w:t>gospel</w:t>
+      </w:r>
+      <w:r>
+        <w:rPr>
+          <w:rFonts w:ascii="Calibri" w:eastAsia="Times New Roman" w:hAnsi="Calibri" w:cs="Calibri"/>
+          <w:color w:val="000000"/>
+          <w:kern w:val="0"/>
+          <w:sz w:val="22"/>
+          <w:szCs w:val="22"/>
+          <w14:ligatures w14:val="none"/>
+        </w:rPr>
+        <w:t>. They claimed it was less righteous than the Law. Today, a similar pressure exists. Post-modern culture pushes the gospel into the category of personal belief; non-rational, unscientific, and subjective.</w:t>
       </w:r>
     </w:p>
     <w:p>
@@ -326,31 +158,31 @@
           <w:szCs w:val="22"/>
           <w14:ligatures w14:val="none"/>
         </w:rPr>
-        <w:t xml:space="preserve">The gospel reveals more than a plan. It reveals God </w:t>
-      </w:r>
-      <w:proofErr w:type="gramStart"/>
-      <w:r>
-        <w:rPr>
-          <w:rFonts w:ascii="Calibri" w:eastAsia="Times New Roman" w:hAnsi="Calibri" w:cs="Calibri"/>
-          <w:color w:val="000000"/>
-          <w:kern w:val="0"/>
-          <w:sz w:val="22"/>
-          <w:szCs w:val="22"/>
-          <w14:ligatures w14:val="none"/>
-        </w:rPr>
-        <w:t>Himself;</w:t>
-      </w:r>
-      <w:proofErr w:type="gramEnd"/>
-      <w:r>
-        <w:rPr>
-          <w:rFonts w:ascii="Calibri" w:eastAsia="Times New Roman" w:hAnsi="Calibri" w:cs="Calibri"/>
-          <w:color w:val="000000"/>
-          <w:kern w:val="0"/>
-          <w:sz w:val="22"/>
-          <w:szCs w:val="22"/>
-          <w14:ligatures w14:val="none"/>
-        </w:rPr>
-        <w:t xml:space="preserve"> His character, His righteousness, and His purpose. Through the Spirit, what was once hidden is now made known.  But this understanding is not automatic.</w:t>
+        <w:t xml:space="preserve">This raises an important question. </w:t>
+      </w:r>
+      <w:r>
+        <w:rPr>
+          <w:rFonts w:ascii="Calibri" w:eastAsia="Times New Roman" w:hAnsi="Calibri" w:cs="Calibri"/>
+          <w:i/>
+          <w:iCs/>
+          <w:color w:val="000000"/>
+          <w:kern w:val="0"/>
+          <w:sz w:val="22"/>
+          <w:szCs w:val="22"/>
+          <w14:ligatures w14:val="none"/>
+        </w:rPr>
+        <w:t>Why is the divide between sacred and secular so strong?</w:t>
+      </w:r>
+      <w:r>
+        <w:rPr>
+          <w:rFonts w:ascii="Calibri" w:eastAsia="Times New Roman" w:hAnsi="Calibri" w:cs="Calibri"/>
+          <w:color w:val="000000"/>
+          <w:kern w:val="0"/>
+          <w:sz w:val="22"/>
+          <w:szCs w:val="22"/>
+          <w14:ligatures w14:val="none"/>
+        </w:rPr>
+        <w:t xml:space="preserve"> Why are so many misled? And what is needed to see clearly?</w:t>
       </w:r>
     </w:p>
     <w:p>
@@ -389,29 +221,42 @@
           <w14:ligatures w14:val="none"/>
         </w:rPr>
       </w:pPr>
+      <w:r>
+        <w:rPr>
+          <w:rFonts w:ascii="Calibri" w:eastAsia="Times New Roman" w:hAnsi="Calibri" w:cs="Calibri"/>
+          <w:color w:val="000000"/>
+          <w:kern w:val="0"/>
+          <w:sz w:val="22"/>
+          <w:szCs w:val="22"/>
+          <w14:ligatures w14:val="none"/>
+        </w:rPr>
+        <w:t>Paul was not ashamed of the gospel. He calls it </w:t>
+      </w:r>
       <w:r>
         <w:rPr>
           <w:rFonts w:ascii="Calibri" w:eastAsia="Times New Roman" w:hAnsi="Calibri" w:cs="Calibri"/>
           <w:b/>
           <w:bCs/>
-          <w:color w:val="000000"/>
-          <w:kern w:val="0"/>
-          <w:sz w:val="22"/>
-          <w:szCs w:val="22"/>
-          <w14:ligatures w14:val="none"/>
-        </w:rPr>
-        <w:t>1 Corinthians 2:14–16 (NET).  </w:t>
-      </w:r>
-      <w:r>
-        <w:rPr>
-          <w:rFonts w:ascii="Calibri" w:eastAsia="Times New Roman" w:hAnsi="Calibri" w:cs="Calibri"/>
-          <w:color w:val="000000"/>
-          <w:kern w:val="0"/>
-          <w:sz w:val="22"/>
-          <w:szCs w:val="22"/>
-          <w14:ligatures w14:val="none"/>
-        </w:rPr>
-        <w:t>“The unbeliever does not receive the things of the Spirit of God, for they are foolishness to him… But we have the mind of Christ.”</w:t>
+          <w:i/>
+          <w:iCs/>
+          <w:color w:val="000000"/>
+          <w:kern w:val="0"/>
+          <w:sz w:val="22"/>
+          <w:szCs w:val="22"/>
+          <w14:ligatures w14:val="none"/>
+        </w:rPr>
+        <w:t>“the power of God for salvation for everyone who believes”</w:t>
+      </w:r>
+      <w:r>
+        <w:rPr>
+          <w:rFonts w:ascii="Calibri" w:eastAsia="Times New Roman" w:hAnsi="Calibri" w:cs="Calibri"/>
+          <w:color w:val="000000"/>
+          <w:kern w:val="0"/>
+          <w:sz w:val="22"/>
+          <w:szCs w:val="22"/>
+          <w14:ligatures w14:val="none"/>
+        </w:rPr>
+        <w:t> (Romans 1:16, NET). The gospel is not opinion. It is God’s revealed plan for redeeming mankind.  Paul describes this plan as wisdom revealed by God:</w:t>
       </w:r>
     </w:p>
     <w:p>
@@ -450,17 +295,6 @@
           <w14:ligatures w14:val="none"/>
         </w:rPr>
       </w:pPr>
-      <w:r>
-        <w:rPr>
-          <w:rFonts w:ascii="Calibri" w:eastAsia="Times New Roman" w:hAnsi="Calibri" w:cs="Calibri"/>
-          <w:color w:val="000000"/>
-          <w:kern w:val="0"/>
-          <w:sz w:val="22"/>
-          <w:szCs w:val="22"/>
-          <w14:ligatures w14:val="none"/>
-        </w:rPr>
-        <w:t>Spiritual truth must be discerned spiritually. It is received by those who respond to God with the </w:t>
-      </w:r>
       <w:r>
         <w:rPr>
           <w:rFonts w:ascii="Calibri" w:eastAsia="Times New Roman" w:hAnsi="Calibri" w:cs="Calibri"/>
@@ -472,18 +306,94 @@
           <w:szCs w:val="22"/>
           <w14:ligatures w14:val="none"/>
         </w:rPr>
-        <w:t>“obedience of faith”</w:t>
-      </w:r>
-      <w:r>
-        <w:rPr>
-          <w:rFonts w:ascii="Calibri" w:eastAsia="Times New Roman" w:hAnsi="Calibri" w:cs="Calibri"/>
-          <w:color w:val="000000"/>
-          <w:kern w:val="0"/>
-          <w:sz w:val="22"/>
-          <w:szCs w:val="22"/>
-          <w14:ligatures w14:val="none"/>
-        </w:rPr>
-        <w:t> (Romans 1:5). Without that response, the gospel is dismissed as foolishness.  Paul anchors this in Habakkuk:</w:t>
+        <w:t>1 Corinthians 2:6–10 (NET). </w:t>
+      </w:r>
+      <w:r>
+        <w:rPr>
+          <w:rFonts w:ascii="Calibri" w:eastAsia="Times New Roman" w:hAnsi="Calibri" w:cs="Calibri"/>
+          <w:i/>
+          <w:iCs/>
+          <w:color w:val="000000"/>
+          <w:kern w:val="0"/>
+          <w:sz w:val="22"/>
+          <w:szCs w:val="22"/>
+          <w14:ligatures w14:val="none"/>
+        </w:rPr>
+        <w:t xml:space="preserve">“Now we do speak wisdom among the mature, but not a wisdom of this age or of the rulers of this age, who are perishing. </w:t>
+      </w:r>
+      <w:r>
+        <w:rPr>
+          <w:rFonts w:ascii="Calibri" w:eastAsia="Times New Roman" w:hAnsi="Calibri" w:cs="Calibri"/>
+          <w:i/>
+          <w:iCs/>
+          <w:color w:val="000000"/>
+          <w:kern w:val="0"/>
+          <w:sz w:val="22"/>
+          <w:szCs w:val="22"/>
+          <w14:ligatures w14:val="none"/>
+        </w:rPr>
+        <w:t>Instead,</w:t>
+      </w:r>
+      <w:r>
+        <w:rPr>
+          <w:rFonts w:ascii="Calibri" w:eastAsia="Times New Roman" w:hAnsi="Calibri" w:cs="Calibri"/>
+          <w:i/>
+          <w:iCs/>
+          <w:color w:val="000000"/>
+          <w:kern w:val="0"/>
+          <w:sz w:val="22"/>
+          <w:szCs w:val="22"/>
+          <w14:ligatures w14:val="none"/>
+        </w:rPr>
+        <w:t xml:space="preserve"> we speak the wisdom of God, hidden in a mystery, that God determined before the ages for our glory… God has revealed these to us by the Spirit. For the Spirit searches all things, even the deep things of God.”</w:t>
+      </w:r>
+    </w:p>
+    <w:p>
+      <w:pPr>
+        <w:spacing w:after="0" w:line="240" w:lineRule="auto"/>
+        <w:rPr>
+          <w:rFonts w:ascii="Calibri" w:eastAsia="Times New Roman" w:hAnsi="Calibri" w:cs="Calibri"/>
+          <w:color w:val="000000"/>
+          <w:kern w:val="0"/>
+          <w:sz w:val="22"/>
+          <w:szCs w:val="22"/>
+          <w14:ligatures w14:val="none"/>
+        </w:rPr>
+      </w:pPr>
+      <w:r>
+        <w:rPr>
+          <w:rFonts w:ascii="Calibri" w:eastAsia="Times New Roman" w:hAnsi="Calibri" w:cs="Calibri"/>
+          <w:color w:val="000000"/>
+          <w:kern w:val="0"/>
+          <w:sz w:val="22"/>
+          <w:szCs w:val="22"/>
+          <w14:ligatures w14:val="none"/>
+        </w:rPr>
+        <w:t> </w:t>
+      </w:r>
+    </w:p>
+    <w:p>
+      <w:pPr>
+        <w:spacing w:after="0" w:line="240" w:lineRule="auto"/>
+        <w:rPr>
+          <w:rFonts w:ascii="Calibri" w:eastAsia="Times New Roman" w:hAnsi="Calibri" w:cs="Calibri"/>
+          <w:color w:val="000000"/>
+          <w:kern w:val="0"/>
+          <w:sz w:val="22"/>
+          <w:szCs w:val="22"/>
+          <w14:ligatures w14:val="none"/>
+        </w:rPr>
+      </w:pPr>
+      <w:r>
+        <w:rPr>
+          <w:rFonts w:ascii="Calibri" w:eastAsia="Times New Roman" w:hAnsi="Calibri" w:cs="Calibri"/>
+          <w:color w:val="000000"/>
+          <w:kern w:val="0"/>
+          <w:sz w:val="22"/>
+          <w:szCs w:val="22"/>
+          <w14:ligatures w14:val="none"/>
+        </w:rPr>
+        <w:t>The gospel reveals more than a plan. It reveals God Himself; His character, His righteousness, and His purpose. Through the Spirit, what was once hidden is now made known.  But this understanding is not automatic.</w:t>
       </w:r>
     </w:p>
     <w:p>
@@ -533,18 +443,7 @@
           <w:szCs w:val="22"/>
           <w14:ligatures w14:val="none"/>
         </w:rPr>
-        <w:t>Romans 1:17 (NET). </w:t>
-      </w:r>
-      <w:r>
-        <w:rPr>
-          <w:rFonts w:ascii="Calibri" w:eastAsia="Times New Roman" w:hAnsi="Calibri" w:cs="Calibri"/>
-          <w:color w:val="000000"/>
-          <w:kern w:val="0"/>
-          <w:sz w:val="22"/>
-          <w:szCs w:val="22"/>
-          <w14:ligatures w14:val="none"/>
-        </w:rPr>
-        <w:t>“For the righteousness of God is revealed in the gospel from faith to faith, just as it is written, ‘</w:t>
+        <w:t>1 Corinthians 2:14–16 (NET).  </w:t>
       </w:r>
       <w:r>
         <w:rPr>
@@ -557,18 +456,7 @@
           <w:szCs w:val="22"/>
           <w14:ligatures w14:val="none"/>
         </w:rPr>
-        <w:t>The righteous by faith will live</w:t>
-      </w:r>
-      <w:r>
-        <w:rPr>
-          <w:rFonts w:ascii="Calibri" w:eastAsia="Times New Roman" w:hAnsi="Calibri" w:cs="Calibri"/>
-          <w:color w:val="000000"/>
-          <w:kern w:val="0"/>
-          <w:sz w:val="22"/>
-          <w:szCs w:val="22"/>
-          <w14:ligatures w14:val="none"/>
-        </w:rPr>
-        <w:t>.’”</w:t>
+        <w:t>“The unbeliever does not receive the things of the Spirit of God, for they are foolishness to him… But we have the mind of Christ.”</w:t>
       </w:r>
     </w:p>
     <w:p>
@@ -607,96 +495,231 @@
           <w14:ligatures w14:val="none"/>
         </w:rPr>
       </w:pPr>
-      <w:proofErr w:type="gramStart"/>
-      <w:r>
-        <w:rPr>
-          <w:rFonts w:ascii="Calibri" w:eastAsia="Times New Roman" w:hAnsi="Calibri" w:cs="Calibri"/>
-          <w:color w:val="000000"/>
-          <w:kern w:val="0"/>
-          <w:sz w:val="22"/>
-          <w:szCs w:val="22"/>
-          <w14:ligatures w14:val="none"/>
-        </w:rPr>
-        <w:t>So</w:t>
-      </w:r>
-      <w:proofErr w:type="gramEnd"/>
-      <w:r>
-        <w:rPr>
-          <w:rFonts w:ascii="Calibri" w:eastAsia="Times New Roman" w:hAnsi="Calibri" w:cs="Calibri"/>
-          <w:color w:val="000000"/>
-          <w:kern w:val="0"/>
-          <w:sz w:val="22"/>
-          <w:szCs w:val="22"/>
-          <w14:ligatures w14:val="none"/>
-        </w:rPr>
-        <w:t xml:space="preserve"> who are the righteous? They are those who live by faith; faith that trusts, submits, and responds to God. This same truth is echoed in Hebrews 10:38 and Galatians 3:11</w:t>
-      </w:r>
-      <w:proofErr w:type="gramStart"/>
-      <w:r>
-        <w:rPr>
-          <w:rFonts w:ascii="Calibri" w:eastAsia="Times New Roman" w:hAnsi="Calibri" w:cs="Calibri"/>
-          <w:color w:val="000000"/>
-          <w:kern w:val="0"/>
-          <w:sz w:val="22"/>
-          <w:szCs w:val="22"/>
-          <w14:ligatures w14:val="none"/>
-        </w:rPr>
-        <w:t>.  The</w:t>
-      </w:r>
-      <w:proofErr w:type="gramEnd"/>
-      <w:r>
-        <w:rPr>
-          <w:rFonts w:ascii="Calibri" w:eastAsia="Times New Roman" w:hAnsi="Calibri" w:cs="Calibri"/>
-          <w:color w:val="000000"/>
-          <w:kern w:val="0"/>
-          <w:sz w:val="22"/>
-          <w:szCs w:val="22"/>
-          <w14:ligatures w14:val="none"/>
-        </w:rPr>
-        <w:t xml:space="preserve"> result is practical. The sacred is no longer hidden. It shapes how we live.</w:t>
-      </w:r>
-    </w:p>
-    <w:p>
-      <w:pPr>
-        <w:spacing w:after="0" w:line="240" w:lineRule="auto"/>
-        <w:rPr>
-          <w:rFonts w:ascii="Calibri" w:eastAsia="Times New Roman" w:hAnsi="Calibri" w:cs="Calibri"/>
-          <w:color w:val="000000"/>
-          <w:kern w:val="0"/>
-          <w:sz w:val="22"/>
-          <w:szCs w:val="22"/>
-          <w14:ligatures w14:val="none"/>
-        </w:rPr>
-      </w:pPr>
-      <w:r>
-        <w:rPr>
-          <w:rFonts w:ascii="Calibri" w:eastAsia="Times New Roman" w:hAnsi="Calibri" w:cs="Calibri"/>
-          <w:color w:val="000000"/>
-          <w:kern w:val="0"/>
-          <w:sz w:val="22"/>
-          <w:szCs w:val="22"/>
-          <w14:ligatures w14:val="none"/>
-        </w:rPr>
-        <w:t> </w:t>
-      </w:r>
-    </w:p>
-    <w:p>
-      <w:pPr>
-        <w:spacing w:after="0" w:line="240" w:lineRule="auto"/>
-        <w:rPr>
-          <w:rFonts w:ascii="Calibri" w:eastAsia="Times New Roman" w:hAnsi="Calibri" w:cs="Calibri"/>
-          <w:color w:val="000000"/>
-          <w:kern w:val="0"/>
-          <w:sz w:val="22"/>
-          <w:szCs w:val="22"/>
-          <w14:ligatures w14:val="none"/>
-        </w:rPr>
-      </w:pPr>
+      <w:r>
+        <w:rPr>
+          <w:rFonts w:ascii="Calibri" w:eastAsia="Times New Roman" w:hAnsi="Calibri" w:cs="Calibri"/>
+          <w:color w:val="000000"/>
+          <w:kern w:val="0"/>
+          <w:sz w:val="22"/>
+          <w:szCs w:val="22"/>
+          <w14:ligatures w14:val="none"/>
+        </w:rPr>
+        <w:t>Spiritual truth must be discerned spiritually. It is received by those who respond to God with the </w:t>
+      </w:r>
       <w:r>
         <w:rPr>
           <w:rFonts w:ascii="Calibri" w:eastAsia="Times New Roman" w:hAnsi="Calibri" w:cs="Calibri"/>
           <w:b/>
           <w:bCs/>
+          <w:i/>
+          <w:iCs/>
+          <w:color w:val="000000"/>
+          <w:kern w:val="0"/>
+          <w:sz w:val="22"/>
+          <w:szCs w:val="22"/>
+          <w14:ligatures w14:val="none"/>
+        </w:rPr>
+        <w:t>“obedience of faith”</w:t>
+      </w:r>
+      <w:r>
+        <w:rPr>
+          <w:rFonts w:ascii="Calibri" w:eastAsia="Times New Roman" w:hAnsi="Calibri" w:cs="Calibri"/>
+          <w:color w:val="000000"/>
+          <w:kern w:val="0"/>
+          <w:sz w:val="22"/>
+          <w:szCs w:val="22"/>
+          <w14:ligatures w14:val="none"/>
+        </w:rPr>
+        <w:t> (Romans 1:5). Without that response, the gospel is dismissed as foolishness.  Paul anchors this in Habakkuk:</w:t>
+      </w:r>
+    </w:p>
+    <w:p>
+      <w:pPr>
+        <w:spacing w:after="0" w:line="240" w:lineRule="auto"/>
+        <w:rPr>
+          <w:rFonts w:ascii="Calibri" w:eastAsia="Times New Roman" w:hAnsi="Calibri" w:cs="Calibri"/>
+          <w:color w:val="000000"/>
+          <w:kern w:val="0"/>
+          <w:sz w:val="22"/>
+          <w:szCs w:val="22"/>
+          <w14:ligatures w14:val="none"/>
+        </w:rPr>
+      </w:pPr>
+      <w:r>
+        <w:rPr>
+          <w:rFonts w:ascii="Calibri" w:eastAsia="Times New Roman" w:hAnsi="Calibri" w:cs="Calibri"/>
+          <w:color w:val="000000"/>
+          <w:kern w:val="0"/>
+          <w:sz w:val="22"/>
+          <w:szCs w:val="22"/>
+          <w14:ligatures w14:val="none"/>
+        </w:rPr>
+        <w:t> </w:t>
+      </w:r>
+    </w:p>
+    <w:p>
+      <w:pPr>
+        <w:spacing w:after="0" w:line="240" w:lineRule="auto"/>
+        <w:rPr>
+          <w:rFonts w:ascii="Calibri" w:eastAsia="Times New Roman" w:hAnsi="Calibri" w:cs="Calibri"/>
+          <w:i/>
+          <w:iCs/>
+          <w:color w:val="000000"/>
+          <w:kern w:val="0"/>
+          <w:sz w:val="22"/>
+          <w:szCs w:val="22"/>
+          <w14:ligatures w14:val="none"/>
+        </w:rPr>
+      </w:pPr>
+      <w:r>
+        <w:rPr>
+          <w:rFonts w:ascii="Calibri" w:eastAsia="Times New Roman" w:hAnsi="Calibri" w:cs="Calibri"/>
+          <w:b/>
+          <w:bCs/>
+          <w:color w:val="000000"/>
+          <w:kern w:val="0"/>
+          <w:sz w:val="22"/>
+          <w:szCs w:val="22"/>
+          <w14:ligatures w14:val="none"/>
+        </w:rPr>
+        <w:t>Romans 1:17 (NET). </w:t>
+      </w:r>
+      <w:r>
+        <w:rPr>
+          <w:rFonts w:ascii="Calibri" w:eastAsia="Times New Roman" w:hAnsi="Calibri" w:cs="Calibri"/>
+          <w:i/>
+          <w:iCs/>
+          <w:color w:val="000000"/>
+          <w:kern w:val="0"/>
+          <w:sz w:val="22"/>
+          <w:szCs w:val="22"/>
+          <w14:ligatures w14:val="none"/>
+        </w:rPr>
+        <w:t>“For the righteousness of God is revealed in the gospel from faith to faith, just as it is written, ‘The righteous by faith will live.’”</w:t>
+      </w:r>
+    </w:p>
+    <w:p>
+      <w:pPr>
+        <w:spacing w:after="0" w:line="240" w:lineRule="auto"/>
+        <w:rPr>
+          <w:rFonts w:ascii="Calibri" w:eastAsia="Times New Roman" w:hAnsi="Calibri" w:cs="Calibri"/>
+          <w:color w:val="000000"/>
+          <w:kern w:val="0"/>
+          <w:sz w:val="22"/>
+          <w:szCs w:val="22"/>
+          <w14:ligatures w14:val="none"/>
+        </w:rPr>
+      </w:pPr>
+      <w:r>
+        <w:rPr>
+          <w:rFonts w:ascii="Calibri" w:eastAsia="Times New Roman" w:hAnsi="Calibri" w:cs="Calibri"/>
+          <w:color w:val="000000"/>
+          <w:kern w:val="0"/>
+          <w:sz w:val="22"/>
+          <w:szCs w:val="22"/>
+          <w14:ligatures w14:val="none"/>
+        </w:rPr>
+        <w:t> </w:t>
+      </w:r>
+    </w:p>
+    <w:p>
+      <w:pPr>
+        <w:spacing w:after="0" w:line="240" w:lineRule="auto"/>
+        <w:rPr>
+          <w:rFonts w:ascii="Calibri" w:eastAsia="Times New Roman" w:hAnsi="Calibri" w:cs="Calibri"/>
+          <w:color w:val="000000"/>
+          <w:kern w:val="0"/>
+          <w:sz w:val="22"/>
+          <w:szCs w:val="22"/>
+          <w14:ligatures w14:val="none"/>
+        </w:rPr>
+      </w:pPr>
+      <w:r>
+        <w:rPr>
+          <w:rFonts w:ascii="Calibri" w:eastAsia="Times New Roman" w:hAnsi="Calibri" w:cs="Calibri"/>
+          <w:color w:val="000000"/>
+          <w:kern w:val="0"/>
+          <w:sz w:val="22"/>
+          <w:szCs w:val="22"/>
+          <w14:ligatures w14:val="none"/>
+        </w:rPr>
+        <w:t>So,</w:t>
+      </w:r>
+      <w:r>
+        <w:rPr>
+          <w:rFonts w:ascii="Calibri" w:eastAsia="Times New Roman" w:hAnsi="Calibri" w:cs="Calibri"/>
+          <w:color w:val="000000"/>
+          <w:kern w:val="0"/>
+          <w:sz w:val="22"/>
+          <w:szCs w:val="22"/>
+          <w14:ligatures w14:val="none"/>
+        </w:rPr>
+        <w:t xml:space="preserve"> who are the righteous? They are those who live by faith; faith that trusts, submits, and responds to God. This same truth is echoed in Hebrews 10:38 and Galatians 3:11</w:t>
+      </w:r>
+      <w:r>
+        <w:rPr>
+          <w:rFonts w:ascii="Calibri" w:eastAsia="Times New Roman" w:hAnsi="Calibri" w:cs="Calibri"/>
+          <w:color w:val="000000"/>
+          <w:kern w:val="0"/>
+          <w:sz w:val="22"/>
+          <w:szCs w:val="22"/>
+          <w14:ligatures w14:val="none"/>
+        </w:rPr>
+        <w:t>. The</w:t>
+      </w:r>
+      <w:r>
+        <w:rPr>
+          <w:rFonts w:ascii="Calibri" w:eastAsia="Times New Roman" w:hAnsi="Calibri" w:cs="Calibri"/>
+          <w:color w:val="000000"/>
+          <w:kern w:val="0"/>
+          <w:sz w:val="22"/>
+          <w:szCs w:val="22"/>
+          <w14:ligatures w14:val="none"/>
+        </w:rPr>
+        <w:t xml:space="preserve"> result is practical. The sacred is no longer hidden. It shapes how we live.</w:t>
+      </w:r>
+    </w:p>
+    <w:p>
+      <w:pPr>
+        <w:spacing w:after="0" w:line="240" w:lineRule="auto"/>
+        <w:rPr>
+          <w:rFonts w:ascii="Calibri" w:eastAsia="Times New Roman" w:hAnsi="Calibri" w:cs="Calibri"/>
+          <w:color w:val="000000"/>
+          <w:kern w:val="0"/>
+          <w:sz w:val="22"/>
+          <w:szCs w:val="22"/>
+          <w14:ligatures w14:val="none"/>
+        </w:rPr>
+      </w:pPr>
+      <w:r>
+        <w:rPr>
+          <w:rFonts w:ascii="Calibri" w:eastAsia="Times New Roman" w:hAnsi="Calibri" w:cs="Calibri"/>
+          <w:color w:val="000000"/>
+          <w:kern w:val="0"/>
+          <w:sz w:val="22"/>
+          <w:szCs w:val="22"/>
+          <w14:ligatures w14:val="none"/>
+        </w:rPr>
+        <w:t> </w:t>
+      </w:r>
+    </w:p>
+    <w:p>
+      <w:pPr>
+        <w:spacing w:after="0" w:line="240" w:lineRule="auto"/>
+        <w:rPr>
+          <w:rFonts w:ascii="Calibri" w:eastAsia="Times New Roman" w:hAnsi="Calibri" w:cs="Calibri"/>
+          <w:color w:val="000000"/>
+          <w:kern w:val="0"/>
+          <w:sz w:val="22"/>
+          <w:szCs w:val="22"/>
+          <w14:ligatures w14:val="none"/>
+        </w:rPr>
+      </w:pPr>
+      <w:r>
+        <w:rPr>
+          <w:rFonts w:ascii="Calibri" w:eastAsia="Times New Roman" w:hAnsi="Calibri" w:cs="Calibri"/>
+          <w:b/>
+          <w:bCs/>
           <w:color w:val="000000"/>
           <w:kern w:val="0"/>
           <w:sz w:val="22"/>
@@ -708,6 +731,8 @@
       <w:r>
         <w:rPr>
           <w:rFonts w:ascii="Calibri" w:eastAsia="Times New Roman" w:hAnsi="Calibri" w:cs="Calibri"/>
+          <w:i/>
+          <w:iCs/>
           <w:color w:val="000000"/>
           <w:kern w:val="0"/>
           <w:sz w:val="22"/>
@@ -716,22 +741,24 @@
         </w:rPr>
         <w:t>“</w:t>
       </w:r>
-      <w:proofErr w:type="gramStart"/>
-      <w:r>
-        <w:rPr>
-          <w:rFonts w:ascii="Calibri" w:eastAsia="Times New Roman" w:hAnsi="Calibri" w:cs="Calibri"/>
-          <w:color w:val="000000"/>
-          <w:kern w:val="0"/>
-          <w:sz w:val="22"/>
-          <w:szCs w:val="22"/>
-          <w14:ligatures w14:val="none"/>
-        </w:rPr>
-        <w:t>Therefore</w:t>
-      </w:r>
-      <w:proofErr w:type="gramEnd"/>
-      <w:r>
-        <w:rPr>
-          <w:rFonts w:ascii="Calibri" w:eastAsia="Times New Roman" w:hAnsi="Calibri" w:cs="Calibri"/>
+      <w:r>
+        <w:rPr>
+          <w:rFonts w:ascii="Calibri" w:eastAsia="Times New Roman" w:hAnsi="Calibri" w:cs="Calibri"/>
+          <w:i/>
+          <w:iCs/>
+          <w:color w:val="000000"/>
+          <w:kern w:val="0"/>
+          <w:sz w:val="22"/>
+          <w:szCs w:val="22"/>
+          <w14:ligatures w14:val="none"/>
+        </w:rPr>
+        <w:t>Therefore,</w:t>
+      </w:r>
+      <w:r>
+        <w:rPr>
+          <w:rFonts w:ascii="Calibri" w:eastAsia="Times New Roman" w:hAnsi="Calibri" w:cs="Calibri"/>
+          <w:i/>
+          <w:iCs/>
           <w:color w:val="000000"/>
           <w:kern w:val="0"/>
           <w:sz w:val="22"/>

--- a/2026-Q2/Devotionals/HowToDiscernTheSacred.docx
+++ b/2026-Q2/Devotionals/HowToDiscernTheSacred.docx
@@ -4,41 +4,22 @@
   <w:body>
     <w:p>
       <w:pPr>
-        <w:spacing w:after="0" w:line="240" w:lineRule="auto"/>
-        <w:rPr>
-          <w:rFonts w:ascii="Calibri" w:eastAsia="Times New Roman" w:hAnsi="Calibri" w:cs="Calibri"/>
-          <w:color w:val="000000"/>
-          <w:kern w:val="0"/>
-          <w:sz w:val="36"/>
-          <w:szCs w:val="36"/>
-          <w14:ligatures w14:val="none"/>
-        </w:rPr>
-      </w:pPr>
-      <w:r>
-        <w:rPr>
-          <w:rFonts w:ascii="Calibri" w:eastAsia="Times New Roman" w:hAnsi="Calibri" w:cs="Calibri"/>
-          <w:b/>
-          <w:bCs/>
-          <w:color w:val="000000"/>
-          <w:kern w:val="0"/>
-          <w:sz w:val="36"/>
-          <w:szCs w:val="36"/>
-          <w14:ligatures w14:val="none"/>
-        </w:rPr>
-        <w:t>How to Discern the Sacred</w:t>
-      </w:r>
-      <w:r>
-        <w:rPr>
-          <w:rFonts w:ascii="Calibri" w:eastAsia="Times New Roman" w:hAnsi="Calibri" w:cs="Calibri"/>
-          <w:b/>
-          <w:bCs/>
-          <w:color w:val="000000"/>
-          <w:kern w:val="0"/>
-          <w:sz w:val="36"/>
-          <w:szCs w:val="36"/>
-          <w14:ligatures w14:val="none"/>
-        </w:rPr>
-        <w:t>…</w:t>
+        <w:pStyle w:val="Heading1"/>
+        <w:rPr>
+          <w:rFonts w:eastAsia="Times New Roman"/>
+        </w:rPr>
+      </w:pPr>
+      <w:r>
+        <w:rPr>
+          <w:rFonts w:eastAsia="Times New Roman"/>
+        </w:rPr>
+        <w:t>How to Discern the Sacre</w:t>
+      </w:r>
+      <w:r>
+        <w:rPr>
+          <w:rFonts w:eastAsia="Times New Roman"/>
+        </w:rPr>
+        <w:t>d</w:t>
       </w:r>
     </w:p>
     <w:p>
@@ -841,7 +822,227 @@
       </w:r>
     </w:p>
     <w:p/>
+    <w:p/>
+    <w:p/>
+    <w:p>
+      <w:pPr>
+        <w:spacing w:line="240" w:lineRule="auto"/>
+        <w:rPr>
+          <w:rFonts w:ascii="Aptos" w:eastAsia="Times New Roman" w:hAnsi="Aptos" w:cs="Calibri"/>
+          <w:kern w:val="0"/>
+          <w:sz w:val="40"/>
+          <w:szCs w:val="40"/>
+          <w14:ligatures w14:val="none"/>
+        </w:rPr>
+      </w:pPr>
+    </w:p>
+    <w:p>
+      <w:pPr>
+        <w:pStyle w:val="Heading2"/>
+        <w:rPr>
+          <w:b/>
+          <w:bCs/>
+        </w:rPr>
+      </w:pPr>
+      <w:r>
+        <w:rPr>
+          <w:b/>
+          <w:bCs/>
+        </w:rPr>
+        <w:t>Further Study…</w:t>
+      </w:r>
+    </w:p>
+    <w:p>
+      <w:pPr>
+        <w:pStyle w:val="ListParagraph"/>
+        <w:numPr>
+          <w:ilvl w:val="0"/>
+          <w:numId w:val="1"/>
+        </w:numPr>
+        <w:rPr>
+          <w:rStyle w:val="Hyperlink"/>
+          <w:rFonts w:ascii="Segoe UI" w:eastAsia="Times New Roman" w:hAnsi="Segoe UI" w:cs="Segoe UI"/>
+          <w:b/>
+          <w:bCs/>
+          <w:kern w:val="0"/>
+          <w14:ligatures w14:val="none"/>
+        </w:rPr>
+      </w:pPr>
+      <w:hyperlink r:id="rId7" w:tgtFrame="_blank" w:history="1">
+        <w:r>
+          <w:rPr>
+            <w:rStyle w:val="Hyperlink"/>
+            <w:rFonts w:ascii="Segoe UI" w:eastAsia="Times New Roman" w:hAnsi="Segoe UI" w:cs="Segoe UI"/>
+            <w:b/>
+            <w:bCs/>
+            <w:kern w:val="0"/>
+            <w:sz w:val="28"/>
+            <w:szCs w:val="28"/>
+            <w14:ligatures w14:val="none"/>
+          </w:rPr>
+          <w:t>https://tinyurl.com/GodOfPromises</w:t>
+        </w:r>
+      </w:hyperlink>
+    </w:p>
+    <w:p>
+      <w:pPr>
+        <w:pStyle w:val="ListParagraph"/>
+        <w:numPr>
+          <w:ilvl w:val="0"/>
+          <w:numId w:val="1"/>
+        </w:numPr>
+        <w:rPr>
+          <w:rStyle w:val="Hyperlink"/>
+          <w:rFonts w:ascii="Segoe UI" w:eastAsia="Times New Roman" w:hAnsi="Segoe UI" w:cs="Segoe UI"/>
+          <w:b/>
+          <w:bCs/>
+          <w:kern w:val="0"/>
+          <w14:ligatures w14:val="none"/>
+        </w:rPr>
+      </w:pPr>
+      <w:hyperlink r:id="rId8" w:history="1">
+        <w:r>
+          <w:rPr>
+            <w:rStyle w:val="Hyperlink"/>
+            <w:rFonts w:ascii="Segoe UI" w:eastAsia="Times New Roman" w:hAnsi="Segoe UI" w:cs="Segoe UI"/>
+            <w:b/>
+            <w:bCs/>
+            <w:kern w:val="0"/>
+            <w:sz w:val="28"/>
+            <w:szCs w:val="28"/>
+            <w14:ligatures w14:val="none"/>
+          </w:rPr>
+          <w:t>https://tinyurl.com/RightWithGod</w:t>
+        </w:r>
+      </w:hyperlink>
+    </w:p>
+    <w:p>
+      <w:pPr>
+        <w:pStyle w:val="ListParagraph"/>
+        <w:numPr>
+          <w:ilvl w:val="0"/>
+          <w:numId w:val="1"/>
+        </w:numPr>
+        <w:rPr>
+          <w:rStyle w:val="Hyperlink"/>
+          <w:rFonts w:ascii="Segoe UI" w:eastAsia="Times New Roman" w:hAnsi="Segoe UI" w:cs="Segoe UI"/>
+          <w:b/>
+          <w:bCs/>
+          <w:kern w:val="0"/>
+          <w14:ligatures w14:val="none"/>
+        </w:rPr>
+      </w:pPr>
+      <w:hyperlink r:id="rId9" w:history="1">
+        <w:r>
+          <w:rPr>
+            <w:rStyle w:val="Hyperlink"/>
+            <w:rFonts w:ascii="Segoe UI" w:eastAsia="Times New Roman" w:hAnsi="Segoe UI" w:cs="Segoe UI"/>
+            <w:b/>
+            <w:bCs/>
+            <w:kern w:val="0"/>
+            <w:sz w:val="28"/>
+            <w:szCs w:val="28"/>
+            <w14:ligatures w14:val="none"/>
+          </w:rPr>
+          <w:t>https://tinyurl.com/RomeGospel</w:t>
+        </w:r>
+      </w:hyperlink>
+    </w:p>
+    <w:p>
+      <w:pPr>
+        <w:pStyle w:val="ListParagraph"/>
+        <w:numPr>
+          <w:ilvl w:val="0"/>
+          <w:numId w:val="1"/>
+        </w:numPr>
+        <w:rPr>
+          <w:sz w:val="28"/>
+          <w:szCs w:val="28"/>
+        </w:rPr>
+      </w:pPr>
+      <w:hyperlink r:id="rId10" w:history="1">
+        <w:r>
+          <w:rPr>
+            <w:rStyle w:val="Hyperlink"/>
+            <w:rFonts w:ascii="Segoe UI" w:eastAsia="Times New Roman" w:hAnsi="Segoe UI" w:cs="Segoe UI"/>
+            <w:b/>
+            <w:bCs/>
+            <w:kern w:val="0"/>
+            <w:sz w:val="28"/>
+            <w:szCs w:val="28"/>
+            <w14:ligatures w14:val="none"/>
+          </w:rPr>
+          <w:t>https://tinyurl.com/Call2Unity</w:t>
+        </w:r>
+      </w:hyperlink>
+    </w:p>
+    <w:p>
+      <w:pPr>
+        <w:rPr>
+          <w:sz w:val="28"/>
+          <w:szCs w:val="28"/>
+        </w:rPr>
+      </w:pPr>
+    </w:p>
+    <w:p>
+      <w:pPr>
+        <w:ind w:left="360"/>
+      </w:pPr>
+    </w:p>
+    <w:p>
+      <w:pPr>
+        <w:jc w:val="center"/>
+      </w:pPr>
+      <w:r>
+        <w:rPr>
+          <w:noProof/>
+        </w:rPr>
+        <w:drawing>
+          <wp:inline distT="0" distB="0" distL="0" distR="0" wp14:anchorId="01A82CC4" wp14:editId="01C19977">
+            <wp:extent cx="2730500" cy="2730500"/>
+            <wp:effectExtent l="0" t="0" r="0" b="0"/>
+            <wp:docPr id="102445330" name="Picture 1"/>
+            <wp:cNvGraphicFramePr>
+              <a:graphicFrameLocks xmlns:a="http://schemas.openxmlformats.org/drawingml/2006/main" noChangeAspect="1"/>
+            </wp:cNvGraphicFramePr>
+            <a:graphic xmlns:a="http://schemas.openxmlformats.org/drawingml/2006/main">
+              <a:graphicData uri="http://schemas.openxmlformats.org/drawingml/2006/picture">
+                <pic:pic xmlns:pic="http://schemas.openxmlformats.org/drawingml/2006/picture">
+                  <pic:nvPicPr>
+                    <pic:cNvPr id="102445330" name="Picture 102445330"/>
+                    <pic:cNvPicPr/>
+                  </pic:nvPicPr>
+                  <pic:blipFill>
+                    <a:blip r:embed="rId11">
+                      <a:extLst>
+                        <a:ext uri="{28A0092B-C50C-407E-A947-70E740481C1C}">
+                          <a14:useLocalDpi xmlns:a14="http://schemas.microsoft.com/office/drawing/2010/main" val="0"/>
+                        </a:ext>
+                      </a:extLst>
+                    </a:blip>
+                    <a:stretch>
+                      <a:fillRect/>
+                    </a:stretch>
+                  </pic:blipFill>
+                  <pic:spPr>
+                    <a:xfrm>
+                      <a:off x="0" y="0"/>
+                      <a:ext cx="2730500" cy="2730500"/>
+                    </a:xfrm>
+                    <a:prstGeom prst="rect">
+                      <a:avLst/>
+                    </a:prstGeom>
+                  </pic:spPr>
+                </pic:pic>
+              </a:graphicData>
+            </a:graphic>
+          </wp:inline>
+        </w:drawing>
+      </w:r>
+    </w:p>
     <w:sectPr>
+      <w:footerReference w:type="even" r:id="rId12"/>
+      <w:footerReference w:type="default" r:id="rId13"/>
       <w:pgSz w:w="12240" w:h="15840"/>
       <w:pgMar w:top="1440" w:right="1440" w:bottom="1440" w:left="1440" w:header="720" w:footer="720" w:gutter="0"/>
       <w:cols w:space="720"/>
@@ -849,6 +1050,312 @@
     </w:sectPr>
   </w:body>
 </w:document>
+</file>
+
+<file path=word/endnotes.xml><?xml version="1.0" encoding="utf-8"?>
+<w:endnotes xmlns:wpc="http://schemas.microsoft.com/office/word/2010/wordprocessingCanvas" xmlns:cx="http://schemas.microsoft.com/office/drawing/2014/chartex" xmlns:cx1="http://schemas.microsoft.com/office/drawing/2015/9/8/chartex" xmlns:cx2="http://schemas.microsoft.com/office/drawing/2015/10/21/chartex" xmlns:cx3="http://schemas.microsoft.com/office/drawing/2016/5/9/chartex" xmlns:cx4="http://schemas.microsoft.com/office/drawing/2016/5/10/chartex" xmlns:cx5="http://schemas.microsoft.com/office/drawing/2016/5/11/chartex" xmlns:cx6="http://schemas.microsoft.com/office/drawing/2016/5/12/chartex" xmlns:cx7="http://schemas.microsoft.com/office/drawing/2016/5/13/chartex" xmlns:cx8="http://schemas.microsoft.com/office/drawing/2016/5/14/chartex" xmlns:mc="http://schemas.openxmlformats.org/markup-compatibility/2006" xmlns:aink="http://schemas.microsoft.com/office/drawing/2016/ink" xmlns:am3d="http://schemas.microsoft.com/office/drawing/2017/model3d" xmlns:o="urn:schemas-microsoft-com:office:office" xmlns:oel="http://schemas.microsoft.com/office/2019/extlst" xmlns:r="http://schemas.openxmlformats.org/officeDocument/2006/relationships" xmlns:m="http://schemas.openxmlformats.org/officeDocument/2006/math" xmlns:v="urn:schemas-microsoft-com:vml" xmlns:wp14="http://schemas.microsoft.com/office/word/2010/wordprocessingDrawing" xmlns:wp="http://schemas.openxmlformats.org/drawingml/2006/wordprocessingDrawing" xmlns:w10="urn:schemas-microsoft-com:office:word" xmlns:w="http://schemas.openxmlformats.org/wordprocessingml/2006/main" xmlns:w14="http://schemas.microsoft.com/office/word/2010/wordml" xmlns:w15="http://schemas.microsoft.com/office/word/2012/wordml" xmlns:w16cex="http://schemas.microsoft.com/office/word/2018/wordml/cex" xmlns:w16cid="http://schemas.microsoft.com/office/word/2016/wordml/cid" xmlns:w16="http://schemas.microsoft.com/office/word/2018/wordml" xmlns:w16du="http://schemas.microsoft.com/office/word/2023/wordml/word16du" xmlns:w16sdtdh="http://schemas.microsoft.com/office/word/2020/wordml/sdtdatahash" xmlns:w16sdtfl="http://schemas.microsoft.com/office/word/2024/wordml/sdtformatlock" xmlns:w16se="http://schemas.microsoft.com/office/word/2015/wordml/symex" xmlns:wpg="http://schemas.microsoft.com/office/word/2010/wordprocessingGroup" xmlns:wpi="http://schemas.microsoft.com/office/word/2010/wordprocessingInk" xmlns:wne="http://schemas.microsoft.com/office/word/2006/wordml" xmlns:wps="http://schemas.microsoft.com/office/word/2010/wordprocessingShape" mc:Ignorable="w14 w15 w16se w16cid w16 w16cex w16sdtdh w16sdtfl w16du wp14">
+  <w:endnote w:type="separator" w:id="-1">
+    <w:p>
+      <w:pPr>
+        <w:spacing w:after="0" w:line="240" w:lineRule="auto"/>
+      </w:pPr>
+      <w:r>
+        <w:separator/>
+      </w:r>
+    </w:p>
+  </w:endnote>
+  <w:endnote w:type="continuationSeparator" w:id="0">
+    <w:p>
+      <w:pPr>
+        <w:spacing w:after="0" w:line="240" w:lineRule="auto"/>
+      </w:pPr>
+      <w:r>
+        <w:continuationSeparator/>
+      </w:r>
+    </w:p>
+  </w:endnote>
+</w:endnotes>
+</file>
+
+<file path=word/footer1.xml><?xml version="1.0" encoding="utf-8"?>
+<w:ftr xmlns:wpc="http://schemas.microsoft.com/office/word/2010/wordprocessingCanvas" xmlns:cx="http://schemas.microsoft.com/office/drawing/2014/chartex" xmlns:cx1="http://schemas.microsoft.com/office/drawing/2015/9/8/chartex" xmlns:cx2="http://schemas.microsoft.com/office/drawing/2015/10/21/chartex" xmlns:cx3="http://schemas.microsoft.com/office/drawing/2016/5/9/chartex" xmlns:cx4="http://schemas.microsoft.com/office/drawing/2016/5/10/chartex" xmlns:cx5="http://schemas.microsoft.com/office/drawing/2016/5/11/chartex" xmlns:cx6="http://schemas.microsoft.com/office/drawing/2016/5/12/chartex" xmlns:cx7="http://schemas.microsoft.com/office/drawing/2016/5/13/chartex" xmlns:cx8="http://schemas.microsoft.com/office/drawing/2016/5/14/chartex" xmlns:mc="http://schemas.openxmlformats.org/markup-compatibility/2006" xmlns:aink="http://schemas.microsoft.com/office/drawing/2016/ink" xmlns:am3d="http://schemas.microsoft.com/office/drawing/2017/model3d" xmlns:o="urn:schemas-microsoft-com:office:office" xmlns:oel="http://schemas.microsoft.com/office/2019/extlst" xmlns:r="http://schemas.openxmlformats.org/officeDocument/2006/relationships" xmlns:m="http://schemas.openxmlformats.org/officeDocument/2006/math" xmlns:v="urn:schemas-microsoft-com:vml" xmlns:wp14="http://schemas.microsoft.com/office/word/2010/wordprocessingDrawing" xmlns:wp="http://schemas.openxmlformats.org/drawingml/2006/wordprocessingDrawing" xmlns:w10="urn:schemas-microsoft-com:office:word" xmlns:w="http://schemas.openxmlformats.org/wordprocessingml/2006/main" xmlns:w14="http://schemas.microsoft.com/office/word/2010/wordml" xmlns:w15="http://schemas.microsoft.com/office/word/2012/wordml" xmlns:w16cex="http://schemas.microsoft.com/office/word/2018/wordml/cex" xmlns:w16cid="http://schemas.microsoft.com/office/word/2016/wordml/cid" xmlns:w16="http://schemas.microsoft.com/office/word/2018/wordml" xmlns:w16du="http://schemas.microsoft.com/office/word/2023/wordml/word16du" xmlns:w16sdtdh="http://schemas.microsoft.com/office/word/2020/wordml/sdtdatahash" xmlns:w16sdtfl="http://schemas.microsoft.com/office/word/2024/wordml/sdtformatlock" xmlns:w16se="http://schemas.microsoft.com/office/word/2015/wordml/symex" xmlns:wpg="http://schemas.microsoft.com/office/word/2010/wordprocessingGroup" xmlns:wpi="http://schemas.microsoft.com/office/word/2010/wordprocessingInk" xmlns:wne="http://schemas.microsoft.com/office/word/2006/wordml" xmlns:wps="http://schemas.microsoft.com/office/word/2010/wordprocessingShape" mc:Ignorable="w14 w15 w16se w16cid w16 w16cex w16sdtdh w16sdtfl w16du wp14">
+  <w:sdt>
+    <w:sdtPr>
+      <w:rPr>
+        <w:rStyle w:val="PageNumber"/>
+      </w:rPr>
+      <w:id w:val="619734021"/>
+      <w:docPartObj>
+        <w:docPartGallery w:val="Page Numbers (Bottom of Page)"/>
+        <w:docPartUnique/>
+      </w:docPartObj>
+    </w:sdtPr>
+    <w:sdtContent>
+      <w:p>
+        <w:pPr>
+          <w:pStyle w:val="Footer"/>
+          <w:framePr w:wrap="none" w:vAnchor="text" w:hAnchor="margin" w:xAlign="right" w:y="1"/>
+          <w:rPr>
+            <w:rStyle w:val="PageNumber"/>
+          </w:rPr>
+        </w:pPr>
+        <w:r>
+          <w:rPr>
+            <w:rStyle w:val="PageNumber"/>
+          </w:rPr>
+          <w:fldChar w:fldCharType="begin"/>
+        </w:r>
+        <w:r>
+          <w:rPr>
+            <w:rStyle w:val="PageNumber"/>
+          </w:rPr>
+          <w:instrText xml:space="preserve"> PAGE </w:instrText>
+        </w:r>
+        <w:r>
+          <w:rPr>
+            <w:rStyle w:val="PageNumber"/>
+          </w:rPr>
+          <w:fldChar w:fldCharType="separate"/>
+        </w:r>
+        <w:r>
+          <w:rPr>
+            <w:rStyle w:val="PageNumber"/>
+          </w:rPr>
+          <w:fldChar w:fldCharType="end"/>
+        </w:r>
+      </w:p>
+    </w:sdtContent>
+  </w:sdt>
+  <w:p>
+    <w:pPr>
+      <w:pStyle w:val="Footer"/>
+      <w:ind w:right="360"/>
+    </w:pPr>
+  </w:p>
+</w:ftr>
+</file>
+
+<file path=word/footer2.xml><?xml version="1.0" encoding="utf-8"?>
+<w:ftr xmlns:wpc="http://schemas.microsoft.com/office/word/2010/wordprocessingCanvas" xmlns:cx="http://schemas.microsoft.com/office/drawing/2014/chartex" xmlns:cx1="http://schemas.microsoft.com/office/drawing/2015/9/8/chartex" xmlns:cx2="http://schemas.microsoft.com/office/drawing/2015/10/21/chartex" xmlns:cx3="http://schemas.microsoft.com/office/drawing/2016/5/9/chartex" xmlns:cx4="http://schemas.microsoft.com/office/drawing/2016/5/10/chartex" xmlns:cx5="http://schemas.microsoft.com/office/drawing/2016/5/11/chartex" xmlns:cx6="http://schemas.microsoft.com/office/drawing/2016/5/12/chartex" xmlns:cx7="http://schemas.microsoft.com/office/drawing/2016/5/13/chartex" xmlns:cx8="http://schemas.microsoft.com/office/drawing/2016/5/14/chartex" xmlns:mc="http://schemas.openxmlformats.org/markup-compatibility/2006" xmlns:aink="http://schemas.microsoft.com/office/drawing/2016/ink" xmlns:am3d="http://schemas.microsoft.com/office/drawing/2017/model3d" xmlns:o="urn:schemas-microsoft-com:office:office" xmlns:oel="http://schemas.microsoft.com/office/2019/extlst" xmlns:r="http://schemas.openxmlformats.org/officeDocument/2006/relationships" xmlns:m="http://schemas.openxmlformats.org/officeDocument/2006/math" xmlns:v="urn:schemas-microsoft-com:vml" xmlns:wp14="http://schemas.microsoft.com/office/word/2010/wordprocessingDrawing" xmlns:wp="http://schemas.openxmlformats.org/drawingml/2006/wordprocessingDrawing" xmlns:w10="urn:schemas-microsoft-com:office:word" xmlns:w="http://schemas.openxmlformats.org/wordprocessingml/2006/main" xmlns:w14="http://schemas.microsoft.com/office/word/2010/wordml" xmlns:w15="http://schemas.microsoft.com/office/word/2012/wordml" xmlns:w16cex="http://schemas.microsoft.com/office/word/2018/wordml/cex" xmlns:w16cid="http://schemas.microsoft.com/office/word/2016/wordml/cid" xmlns:w16="http://schemas.microsoft.com/office/word/2018/wordml" xmlns:w16du="http://schemas.microsoft.com/office/word/2023/wordml/word16du" xmlns:w16sdtdh="http://schemas.microsoft.com/office/word/2020/wordml/sdtdatahash" xmlns:w16sdtfl="http://schemas.microsoft.com/office/word/2024/wordml/sdtformatlock" xmlns:w16se="http://schemas.microsoft.com/office/word/2015/wordml/symex" xmlns:wpg="http://schemas.microsoft.com/office/word/2010/wordprocessingGroup" xmlns:wpi="http://schemas.microsoft.com/office/word/2010/wordprocessingInk" xmlns:wne="http://schemas.microsoft.com/office/word/2006/wordml" xmlns:wps="http://schemas.microsoft.com/office/word/2010/wordprocessingShape" mc:Ignorable="w14 w15 w16se w16cid w16 w16cex w16sdtdh w16sdtfl w16du wp14">
+  <w:sdt>
+    <w:sdtPr>
+      <w:rPr>
+        <w:rStyle w:val="PageNumber"/>
+      </w:rPr>
+      <w:id w:val="-227141295"/>
+      <w:docPartObj>
+        <w:docPartGallery w:val="Page Numbers (Bottom of Page)"/>
+        <w:docPartUnique/>
+      </w:docPartObj>
+    </w:sdtPr>
+    <w:sdtContent>
+      <w:p>
+        <w:pPr>
+          <w:pStyle w:val="Footer"/>
+          <w:framePr w:wrap="none" w:vAnchor="text" w:hAnchor="margin" w:xAlign="right" w:y="1"/>
+          <w:rPr>
+            <w:rStyle w:val="PageNumber"/>
+          </w:rPr>
+        </w:pPr>
+        <w:r>
+          <w:rPr>
+            <w:rStyle w:val="PageNumber"/>
+          </w:rPr>
+          <w:fldChar w:fldCharType="begin"/>
+        </w:r>
+        <w:r>
+          <w:rPr>
+            <w:rStyle w:val="PageNumber"/>
+          </w:rPr>
+          <w:instrText xml:space="preserve"> PAGE </w:instrText>
+        </w:r>
+        <w:r>
+          <w:rPr>
+            <w:rStyle w:val="PageNumber"/>
+          </w:rPr>
+          <w:fldChar w:fldCharType="separate"/>
+        </w:r>
+        <w:r>
+          <w:rPr>
+            <w:rStyle w:val="PageNumber"/>
+            <w:noProof/>
+          </w:rPr>
+          <w:t>2</w:t>
+        </w:r>
+        <w:r>
+          <w:rPr>
+            <w:rStyle w:val="PageNumber"/>
+          </w:rPr>
+          <w:fldChar w:fldCharType="end"/>
+        </w:r>
+      </w:p>
+    </w:sdtContent>
+  </w:sdt>
+  <w:p>
+    <w:pPr>
+      <w:pStyle w:val="Footer"/>
+      <w:ind w:right="360"/>
+    </w:pPr>
+    <w:r>
+      <w:t>WWJD</w:t>
+    </w:r>
+    <w:r>
+      <w:ptab w:relativeTo="margin" w:alignment="center" w:leader="none"/>
+    </w:r>
+    <w:r>
+      <w:t>https://tinyurl.com/TeachTheWord</w:t>
+    </w:r>
+    <w:r>
+      <w:ptab w:relativeTo="margin" w:alignment="right" w:leader="none"/>
+    </w:r>
+  </w:p>
+</w:ftr>
+</file>
+
+<file path=word/footnotes.xml><?xml version="1.0" encoding="utf-8"?>
+<w:footnotes xmlns:wpc="http://schemas.microsoft.com/office/word/2010/wordprocessingCanvas" xmlns:cx="http://schemas.microsoft.com/office/drawing/2014/chartex" xmlns:cx1="http://schemas.microsoft.com/office/drawing/2015/9/8/chartex" xmlns:cx2="http://schemas.microsoft.com/office/drawing/2015/10/21/chartex" xmlns:cx3="http://schemas.microsoft.com/office/drawing/2016/5/9/chartex" xmlns:cx4="http://schemas.microsoft.com/office/drawing/2016/5/10/chartex" xmlns:cx5="http://schemas.microsoft.com/office/drawing/2016/5/11/chartex" xmlns:cx6="http://schemas.microsoft.com/office/drawing/2016/5/12/chartex" xmlns:cx7="http://schemas.microsoft.com/office/drawing/2016/5/13/chartex" xmlns:cx8="http://schemas.microsoft.com/office/drawing/2016/5/14/chartex" xmlns:mc="http://schemas.openxmlformats.org/markup-compatibility/2006" xmlns:aink="http://schemas.microsoft.com/office/drawing/2016/ink" xmlns:am3d="http://schemas.microsoft.com/office/drawing/2017/model3d" xmlns:o="urn:schemas-microsoft-com:office:office" xmlns:oel="http://schemas.microsoft.com/office/2019/extlst" xmlns:r="http://schemas.openxmlformats.org/officeDocument/2006/relationships" xmlns:m="http://schemas.openxmlformats.org/officeDocument/2006/math" xmlns:v="urn:schemas-microsoft-com:vml" xmlns:wp14="http://schemas.microsoft.com/office/word/2010/wordprocessingDrawing" xmlns:wp="http://schemas.openxmlformats.org/drawingml/2006/wordprocessingDrawing" xmlns:w10="urn:schemas-microsoft-com:office:word" xmlns:w="http://schemas.openxmlformats.org/wordprocessingml/2006/main" xmlns:w14="http://schemas.microsoft.com/office/word/2010/wordml" xmlns:w15="http://schemas.microsoft.com/office/word/2012/wordml" xmlns:w16cex="http://schemas.microsoft.com/office/word/2018/wordml/cex" xmlns:w16cid="http://schemas.microsoft.com/office/word/2016/wordml/cid" xmlns:w16="http://schemas.microsoft.com/office/word/2018/wordml" xmlns:w16du="http://schemas.microsoft.com/office/word/2023/wordml/word16du" xmlns:w16sdtdh="http://schemas.microsoft.com/office/word/2020/wordml/sdtdatahash" xmlns:w16sdtfl="http://schemas.microsoft.com/office/word/2024/wordml/sdtformatlock" xmlns:w16se="http://schemas.microsoft.com/office/word/2015/wordml/symex" xmlns:wpg="http://schemas.microsoft.com/office/word/2010/wordprocessingGroup" xmlns:wpi="http://schemas.microsoft.com/office/word/2010/wordprocessingInk" xmlns:wne="http://schemas.microsoft.com/office/word/2006/wordml" xmlns:wps="http://schemas.microsoft.com/office/word/2010/wordprocessingShape" mc:Ignorable="w14 w15 w16se w16cid w16 w16cex w16sdtdh w16sdtfl w16du wp14">
+  <w:footnote w:type="separator" w:id="-1">
+    <w:p>
+      <w:pPr>
+        <w:spacing w:after="0" w:line="240" w:lineRule="auto"/>
+      </w:pPr>
+      <w:r>
+        <w:separator/>
+      </w:r>
+    </w:p>
+  </w:footnote>
+  <w:footnote w:type="continuationSeparator" w:id="0">
+    <w:p>
+      <w:pPr>
+        <w:spacing w:after="0" w:line="240" w:lineRule="auto"/>
+      </w:pPr>
+      <w:r>
+        <w:continuationSeparator/>
+      </w:r>
+    </w:p>
+  </w:footnote>
+</w:footnotes>
+</file>
+
+<file path=word/numbering.xml><?xml version="1.0" encoding="utf-8"?>
+<w:numbering xmlns:wpc="http://schemas.microsoft.com/office/word/2010/wordprocessingCanvas" xmlns:cx="http://schemas.microsoft.com/office/drawing/2014/chartex" xmlns:cx1="http://schemas.microsoft.com/office/drawing/2015/9/8/chartex" xmlns:cx2="http://schemas.microsoft.com/office/drawing/2015/10/21/chartex" xmlns:cx3="http://schemas.microsoft.com/office/drawing/2016/5/9/chartex" xmlns:cx4="http://schemas.microsoft.com/office/drawing/2016/5/10/chartex" xmlns:cx5="http://schemas.microsoft.com/office/drawing/2016/5/11/chartex" xmlns:cx6="http://schemas.microsoft.com/office/drawing/2016/5/12/chartex" xmlns:cx7="http://schemas.microsoft.com/office/drawing/2016/5/13/chartex" xmlns:cx8="http://schemas.microsoft.com/office/drawing/2016/5/14/chartex" xmlns:mc="http://schemas.openxmlformats.org/markup-compatibility/2006" xmlns:aink="http://schemas.microsoft.com/office/drawing/2016/ink" xmlns:am3d="http://schemas.microsoft.com/office/drawing/2017/model3d" xmlns:o="urn:schemas-microsoft-com:office:office" xmlns:oel="http://schemas.microsoft.com/office/2019/extlst" xmlns:r="http://schemas.openxmlformats.org/officeDocument/2006/relationships" xmlns:m="http://schemas.openxmlformats.org/officeDocument/2006/math" xmlns:v="urn:schemas-microsoft-com:vml" xmlns:wp14="http://schemas.microsoft.com/office/word/2010/wordprocessingDrawing" xmlns:wp="http://schemas.openxmlformats.org/drawingml/2006/wordprocessingDrawing" xmlns:w10="urn:schemas-microsoft-com:office:word" xmlns:w="http://schemas.openxmlformats.org/wordprocessingml/2006/main" xmlns:w14="http://schemas.microsoft.com/office/word/2010/wordml" xmlns:w15="http://schemas.microsoft.com/office/word/2012/wordml" xmlns:w16cex="http://schemas.microsoft.com/office/word/2018/wordml/cex" xmlns:w16cid="http://schemas.microsoft.com/office/word/2016/wordml/cid" xmlns:w16="http://schemas.microsoft.com/office/word/2018/wordml" xmlns:w16du="http://schemas.microsoft.com/office/word/2023/wordml/word16du" xmlns:w16sdtdh="http://schemas.microsoft.com/office/word/2020/wordml/sdtdatahash" xmlns:w16sdtfl="http://schemas.microsoft.com/office/word/2024/wordml/sdtformatlock" xmlns:w16se="http://schemas.microsoft.com/office/word/2015/wordml/symex" xmlns:wpg="http://schemas.microsoft.com/office/word/2010/wordprocessingGroup" xmlns:wpi="http://schemas.microsoft.com/office/word/2010/wordprocessingInk" xmlns:wne="http://schemas.microsoft.com/office/word/2006/wordml" xmlns:wps="http://schemas.microsoft.com/office/word/2010/wordprocessingShape" mc:Ignorable="w14 w15 w16se w16cid w16 w16cex w16sdtdh w16sdtfl w16du wp14">
+  <w:abstractNum w:abstractNumId="0" w15:restartNumberingAfterBreak="0">
+    <w:nsid w:val="36DA03A4"/>
+    <w:multiLevelType w:val="hybridMultilevel"/>
+    <w:tmpl w:val="A4DE4EFC"/>
+    <w:lvl w:ilvl="0" w:tplc="04090001">
+      <w:start w:val="1"/>
+      <w:numFmt w:val="bullet"/>
+      <w:lvlText w:val=""/>
+      <w:lvlJc w:val="left"/>
+      <w:pPr>
+        <w:ind w:left="720" w:hanging="360"/>
+      </w:pPr>
+      <w:rPr>
+        <w:rFonts w:ascii="Symbol" w:hAnsi="Symbol" w:hint="default"/>
+      </w:rPr>
+    </w:lvl>
+    <w:lvl w:ilvl="1" w:tplc="04090003" w:tentative="1">
+      <w:start w:val="1"/>
+      <w:numFmt w:val="bullet"/>
+      <w:lvlText w:val="o"/>
+      <w:lvlJc w:val="left"/>
+      <w:pPr>
+        <w:ind w:left="1440" w:hanging="360"/>
+      </w:pPr>
+      <w:rPr>
+        <w:rFonts w:ascii="Courier New" w:hAnsi="Courier New" w:cs="Courier New" w:hint="default"/>
+      </w:rPr>
+    </w:lvl>
+    <w:lvl w:ilvl="2" w:tplc="04090005" w:tentative="1">
+      <w:start w:val="1"/>
+      <w:numFmt w:val="bullet"/>
+      <w:lvlText w:val=""/>
+      <w:lvlJc w:val="left"/>
+      <w:pPr>
+        <w:ind w:left="2160" w:hanging="360"/>
+      </w:pPr>
+      <w:rPr>
+        <w:rFonts w:ascii="Wingdings" w:hAnsi="Wingdings" w:hint="default"/>
+      </w:rPr>
+    </w:lvl>
+    <w:lvl w:ilvl="3" w:tplc="04090001" w:tentative="1">
+      <w:start w:val="1"/>
+      <w:numFmt w:val="bullet"/>
+      <w:lvlText w:val=""/>
+      <w:lvlJc w:val="left"/>
+      <w:pPr>
+        <w:ind w:left="2880" w:hanging="360"/>
+      </w:pPr>
+      <w:rPr>
+        <w:rFonts w:ascii="Symbol" w:hAnsi="Symbol" w:hint="default"/>
+      </w:rPr>
+    </w:lvl>
+    <w:lvl w:ilvl="4" w:tplc="04090003" w:tentative="1">
+      <w:start w:val="1"/>
+      <w:numFmt w:val="bullet"/>
+      <w:lvlText w:val="o"/>
+      <w:lvlJc w:val="left"/>
+      <w:pPr>
+        <w:ind w:left="3600" w:hanging="360"/>
+      </w:pPr>
+      <w:rPr>
+        <w:rFonts w:ascii="Courier New" w:hAnsi="Courier New" w:cs="Courier New" w:hint="default"/>
+      </w:rPr>
+    </w:lvl>
+    <w:lvl w:ilvl="5" w:tplc="04090005" w:tentative="1">
+      <w:start w:val="1"/>
+      <w:numFmt w:val="bullet"/>
+      <w:lvlText w:val=""/>
+      <w:lvlJc w:val="left"/>
+      <w:pPr>
+        <w:ind w:left="4320" w:hanging="360"/>
+      </w:pPr>
+      <w:rPr>
+        <w:rFonts w:ascii="Wingdings" w:hAnsi="Wingdings" w:hint="default"/>
+      </w:rPr>
+    </w:lvl>
+    <w:lvl w:ilvl="6" w:tplc="04090001" w:tentative="1">
+      <w:start w:val="1"/>
+      <w:numFmt w:val="bullet"/>
+      <w:lvlText w:val=""/>
+      <w:lvlJc w:val="left"/>
+      <w:pPr>
+        <w:ind w:left="5040" w:hanging="360"/>
+      </w:pPr>
+      <w:rPr>
+        <w:rFonts w:ascii="Symbol" w:hAnsi="Symbol" w:hint="default"/>
+      </w:rPr>
+    </w:lvl>
+    <w:lvl w:ilvl="7" w:tplc="04090003" w:tentative="1">
+      <w:start w:val="1"/>
+      <w:numFmt w:val="bullet"/>
+      <w:lvlText w:val="o"/>
+      <w:lvlJc w:val="left"/>
+      <w:pPr>
+        <w:ind w:left="5760" w:hanging="360"/>
+      </w:pPr>
+      <w:rPr>
+        <w:rFonts w:ascii="Courier New" w:hAnsi="Courier New" w:cs="Courier New" w:hint="default"/>
+      </w:rPr>
+    </w:lvl>
+    <w:lvl w:ilvl="8" w:tplc="04090005" w:tentative="1">
+      <w:start w:val="1"/>
+      <w:numFmt w:val="bullet"/>
+      <w:lvlText w:val=""/>
+      <w:lvlJc w:val="left"/>
+      <w:pPr>
+        <w:ind w:left="6480" w:hanging="360"/>
+      </w:pPr>
+      <w:rPr>
+        <w:rFonts w:ascii="Wingdings" w:hAnsi="Wingdings" w:hint="default"/>
+      </w:rPr>
+    </w:lvl>
+  </w:abstractNum>
+  <w:num w:numId="1" w16cid:durableId="2058163585">
+    <w:abstractNumId w:val="0"/>
+  </w:num>
+</w:numbering>
 </file>
 
 <file path=word/styles.xml><?xml version="1.0" encoding="utf-8"?>
@@ -1279,7 +1786,6 @@
     <w:next w:val="Normal"/>
     <w:link w:val="Heading2Char"/>
     <w:uiPriority w:val="9"/>
-    <w:semiHidden/>
     <w:unhideWhenUsed/>
     <w:qFormat/>
     <w:rsid w:val="00EC026C"/>
@@ -1496,7 +2002,6 @@
     <w:basedOn w:val="DefaultParagraphFont"/>
     <w:link w:val="Heading2"/>
     <w:uiPriority w:val="9"/>
-    <w:semiHidden/>
     <w:rsid w:val="00EC026C"/>
     <w:rPr>
       <w:rFonts w:asciiTheme="majorHAnsi" w:eastAsiaTheme="majorEastAsia" w:hAnsiTheme="majorHAnsi" w:cstheme="majorBidi"/>
@@ -1783,6 +2288,81 @@
       <w:kern w:val="0"/>
       <w14:ligatures w14:val="none"/>
     </w:rPr>
+  </w:style>
+  <w:style w:type="character" w:styleId="Hyperlink">
+    <w:name w:val="Hyperlink"/>
+    <w:basedOn w:val="DefaultParagraphFont"/>
+    <w:uiPriority w:val="99"/>
+    <w:unhideWhenUsed/>
+    <w:rsid w:val="005500F3"/>
+    <w:rPr>
+      <w:color w:val="0000FF"/>
+      <w:u w:val="single"/>
+    </w:rPr>
+  </w:style>
+  <w:style w:type="paragraph" w:styleId="Header">
+    <w:name w:val="header"/>
+    <w:basedOn w:val="Normal"/>
+    <w:link w:val="HeaderChar"/>
+    <w:uiPriority w:val="99"/>
+    <w:unhideWhenUsed/>
+    <w:rsid w:val="005500F3"/>
+    <w:pPr>
+      <w:tabs>
+        <w:tab w:val="center" w:pos="4680"/>
+        <w:tab w:val="right" w:pos="9360"/>
+      </w:tabs>
+      <w:spacing w:after="0" w:line="240" w:lineRule="auto"/>
+    </w:pPr>
+  </w:style>
+  <w:style w:type="character" w:customStyle="1" w:styleId="HeaderChar">
+    <w:name w:val="Header Char"/>
+    <w:basedOn w:val="DefaultParagraphFont"/>
+    <w:link w:val="Header"/>
+    <w:uiPriority w:val="99"/>
+    <w:rsid w:val="005500F3"/>
+  </w:style>
+  <w:style w:type="paragraph" w:styleId="Footer">
+    <w:name w:val="footer"/>
+    <w:basedOn w:val="Normal"/>
+    <w:link w:val="FooterChar"/>
+    <w:uiPriority w:val="99"/>
+    <w:unhideWhenUsed/>
+    <w:rsid w:val="005500F3"/>
+    <w:pPr>
+      <w:tabs>
+        <w:tab w:val="center" w:pos="4680"/>
+        <w:tab w:val="right" w:pos="9360"/>
+      </w:tabs>
+      <w:spacing w:after="0" w:line="240" w:lineRule="auto"/>
+    </w:pPr>
+  </w:style>
+  <w:style w:type="character" w:customStyle="1" w:styleId="FooterChar">
+    <w:name w:val="Footer Char"/>
+    <w:basedOn w:val="DefaultParagraphFont"/>
+    <w:link w:val="Footer"/>
+    <w:uiPriority w:val="99"/>
+    <w:rsid w:val="005500F3"/>
+  </w:style>
+  <w:style w:type="character" w:styleId="UnresolvedMention">
+    <w:name w:val="Unresolved Mention"/>
+    <w:basedOn w:val="DefaultParagraphFont"/>
+    <w:uiPriority w:val="99"/>
+    <w:semiHidden/>
+    <w:unhideWhenUsed/>
+    <w:rsid w:val="005500F3"/>
+    <w:rPr>
+      <w:color w:val="605E5C"/>
+      <w:shd w:val="clear" w:color="auto" w:fill="E1DFDD"/>
+    </w:rPr>
+  </w:style>
+  <w:style w:type="character" w:styleId="PageNumber">
+    <w:name w:val="page number"/>
+    <w:basedOn w:val="DefaultParagraphFont"/>
+    <w:uiPriority w:val="99"/>
+    <w:semiHidden/>
+    <w:unhideWhenUsed/>
+    <w:rsid w:val="005500F3"/>
   </w:style>
 </w:styles>
 </file>
